--- a/BACKUP&RECOVERY/03장/03장_실습문제_추가서술형_정답.docx
+++ b/BACKUP&RECOVERY/03장/03장_실습문제_추가서술형_정답.docx
@@ -4325,7 +4325,7 @@
           <w:rFonts w:ascii="Consolas" w:hAnsi="Consolas" w:eastAsia="Consolas"/>
           <w:sz w:val="19"/>
         </w:rPr>
-        <w:t>SYS@orcl&gt; !cp -p /u01/app/oracle/oradata/ORCL/*.dbf /u01/app/oracle/oradata/ORCL/*.ctl \</w:t>
+        <w:t>SYS@orcl&gt; !cp -p /u01/app/oracle/oradata/orcl/*.dbf /u01/app/oracle/oradata/orcl/*.ctl \</w:t>
       </w:r>
     </w:p>
     <w:p>
@@ -4338,7 +4338,7 @@
           <w:rFonts w:ascii="Consolas" w:hAnsi="Consolas" w:eastAsia="Consolas"/>
           <w:sz w:val="19"/>
         </w:rPr>
-        <w:t xml:space="preserve">               /u01/app/oracle/oradata/ORCL/*.log /home/oracle/backup/cold/</w:t>
+        <w:t xml:space="preserve">               /u01/app/oracle/oradata/orcl/*.log /home/oracle/backup/cold/</w:t>
       </w:r>
     </w:p>
     <w:p>
@@ -4351,7 +4351,7 @@
           <w:rFonts w:ascii="Consolas" w:hAnsi="Consolas" w:eastAsia="Consolas"/>
           <w:sz w:val="19"/>
         </w:rPr>
-        <w:t>SYS@orcl&gt; !cp -p /u02/oradata/ORCL/*.log /home/oracle/backup/cold/</w:t>
+        <w:t>SYS@orcl&gt; !cp -p /u02/oradata/orcl/*.log /home/oracle/backup/cold/</w:t>
       </w:r>
     </w:p>
     <w:p>
@@ -4658,7 +4658,7 @@
           <w:rFonts w:ascii="Consolas" w:hAnsi="Consolas" w:eastAsia="Consolas"/>
           <w:sz w:val="19"/>
         </w:rPr>
-        <w:t>SYS@orcl&gt; !cp -p /u01/app/oracle/oradata/ORCL/users01.dbf /home/oracle/backup/hot/</w:t>
+        <w:t>SYS@orcl&gt; !cp -p /u01/app/oracle/oradata/orcl/users01.dbf /home/oracle/backup/hot/</w:t>
       </w:r>
     </w:p>
     <w:p>
